--- a/Chania_June2026/Abstracts.docx
+++ b/Chania_June2026/Abstracts.docx
@@ -94,15 +94,7 @@
         <w:spacing w:after="0"/>
       </w:pPr>
       <w:r>
-        <w:t xml:space="preserve">We study chromatic number in classes of finite graphs contained in an infinite graph definable in a pure set. </w:t>
-      </w:r>
-      <w:proofErr w:type="gramStart"/>
-      <w:r>
-        <w:t>In particular, we</w:t>
-      </w:r>
-      <w:proofErr w:type="gramEnd"/>
-      <w:r>
-        <w:t xml:space="preserve"> will see that shift graphs and cliques are in some sense the only obstructions to bounded chromatic number. Tropical linear programming will make a surprise appearance.</w:t>
+        <w:t>We study chromatic number in classes of finite graphs contained in an infinite graph definable in a pure set. In particular, we will see that shift graphs and cliques are in some sense the only obstructions to bounded chromatic number. Tropical linear programming will make a surprise appearance.</w:t>
       </w:r>
       <w:r>
         <w:t xml:space="preserve"> </w:t>
@@ -143,29 +135,6 @@
       </w:r>
       <w:r>
         <w:t>Revisiting Shapiro's conjecture for exponential polynomials</w:t>
-      </w:r>
-    </w:p>
-    <w:p>
-      <w:pPr>
-        <w:spacing w:after="0"/>
-      </w:pPr>
-    </w:p>
-    <w:p>
-      <w:pPr>
-        <w:spacing w:after="0"/>
-      </w:pPr>
-      <w:r>
-        <w:rPr>
-          <w:b/>
-          <w:bCs/>
-        </w:rPr>
-        <w:t>Adele Padgett</w:t>
-      </w:r>
-      <w:r>
-        <w:t xml:space="preserve">: </w:t>
-      </w:r>
-      <w:r>
-        <w:t>Bialgebraic Varieties for the Gamma function</w:t>
       </w:r>
     </w:p>
     <w:p>
@@ -275,14 +244,7 @@
           <w:b/>
           <w:bCs/>
         </w:rPr>
-        <w:t>:</w:t>
-      </w:r>
-      <w:r>
-        <w:rPr>
-          <w:b/>
-          <w:bCs/>
-        </w:rPr>
-        <w:t xml:space="preserve"> </w:t>
+        <w:t xml:space="preserve">: </w:t>
       </w:r>
       <w:r>
         <w:t>Pseudofinite fields with additive and multiplicative character.</w:t>
@@ -302,14 +264,43 @@
           <w:b/>
           <w:bCs/>
         </w:rPr>
-        <w:t>Giuseppina Terzo</w:t>
-      </w:r>
-      <w:r>
-        <w:rPr>
-          <w:b/>
-          <w:bCs/>
-        </w:rPr>
-        <w:t>:</w:t>
+        <w:t>Adele Padgett</w:t>
+      </w:r>
+      <w:r>
+        <w:t xml:space="preserve">: </w:t>
+      </w:r>
+      <w:r>
+        <w:t>Bialgebraic Varieties for the Gamma function</w:t>
+      </w:r>
+    </w:p>
+    <w:p>
+      <w:pPr>
+        <w:spacing w:after="0"/>
+      </w:pPr>
+    </w:p>
+    <w:p>
+      <w:pPr>
+        <w:spacing w:after="0"/>
+      </w:pPr>
+      <w:r>
+        <w:t>Functional transcendence theorems characterize the algebraic structure respected by certain transcendental holomorphic functions. Characterizations have been proved for the complex exponential function, the modular j function, and other solutions of algebraic differential equations. Some of these results have played key roles in solving Diophantine problems, including the proof of the Andre—Oort Conjecture. The established strategies used to prove functional transcendence theorems do not cleanly adapt to differentially transcendental functions. I will present new methods and prove a functional transcendence theorem for the Gamma function, which does not satisfy any algebraic differential equation. I will also explain how the result is geometrically different from other known functional transcendence theorems. This is joint work with Sebastian Eterović and Roy Zhao.</w:t>
+      </w:r>
+    </w:p>
+    <w:p>
+      <w:pPr>
+        <w:spacing w:after="0"/>
+      </w:pPr>
+    </w:p>
+    <w:p>
+      <w:pPr>
+        <w:spacing w:after="0"/>
+      </w:pPr>
+      <w:r>
+        <w:rPr>
+          <w:b/>
+          <w:bCs/>
+        </w:rPr>
+        <w:t>Giuseppina Terzo:</w:t>
       </w:r>
       <w:r>
         <w:t xml:space="preserve"> On Generic Derivations and Endomorphisms </w:t>
@@ -405,6 +396,67 @@
       </w:r>
       <w:r>
         <w:t>k-distality, k-triviality, and k-arity</w:t>
+      </w:r>
+    </w:p>
+    <w:p>
+      <w:pPr>
+        <w:spacing w:after="0"/>
+      </w:pPr>
+    </w:p>
+    <w:p>
+      <w:pPr>
+        <w:spacing w:after="0"/>
+      </w:pPr>
+      <w:r>
+        <w:t>We discuss results in and connections between the notions of (strong) k-distality (which functions as a (k+1)-</w:t>
+      </w:r>
+      <w:proofErr w:type="spellStart"/>
+      <w:r>
+        <w:t>ary</w:t>
+      </w:r>
+      <w:proofErr w:type="spellEnd"/>
+      <w:r>
+        <w:t xml:space="preserve"> dividing line), k-(total) triviality (which captures geometric simplicity in the sense of forking), and k-arity (which bounds the complexity of the language). In particular, k-</w:t>
+      </w:r>
+      <w:proofErr w:type="spellStart"/>
+      <w:r>
+        <w:t>ary</w:t>
+      </w:r>
+      <w:proofErr w:type="spellEnd"/>
+      <w:r>
+        <w:t xml:space="preserve"> theories are (strongly) k-distal, and all known examples of (strongly) k-distal theories are k-</w:t>
+      </w:r>
+      <w:proofErr w:type="spellStart"/>
+      <w:r>
+        <w:t>ary</w:t>
+      </w:r>
+      <w:proofErr w:type="spellEnd"/>
+      <w:r>
+        <w:t>, which do not illuminate (strong) k-distality as a (k+1)-</w:t>
+      </w:r>
+      <w:proofErr w:type="spellStart"/>
+      <w:r>
+        <w:t>ary</w:t>
+      </w:r>
+      <w:proofErr w:type="spellEnd"/>
+      <w:r>
+        <w:t xml:space="preserve"> dividing line; we give four classes of non-distal theories that are (strongly) k-distal but not k-</w:t>
+      </w:r>
+      <w:proofErr w:type="spellStart"/>
+      <w:r>
+        <w:t>ary</w:t>
+      </w:r>
+      <w:proofErr w:type="spellEnd"/>
+      <w:r>
+        <w:t xml:space="preserve">. These examples are generated using a surprising connection with k-(total) triviality; we therefore discuss results on k-(total) triviality and how these translate to facts about (strong) k-distality. In particular, answering a question of Goode, we have that k-triviality collapses to (1-)triviality among simple theories for k ≥ 1, and hence k-distality collapses to 2-distality among stable theories for k ≥ 2, partially answering a question of Walker. We also show that just as distality is not preserved under </w:t>
+      </w:r>
+      <w:proofErr w:type="spellStart"/>
+      <w:r>
+        <w:t>reducts</w:t>
+      </w:r>
+      <w:proofErr w:type="spellEnd"/>
+      <w:r>
+        <w:t>, neither is (strong) k-distality.</w:t>
       </w:r>
     </w:p>
     <w:p>
